--- a/output/docx/es/BUFRCREX_CodeFlag_es_29.docx
+++ b/output/docx/es/BUFRCREX_CodeFlag_es_29.docx
@@ -414,7 +414,7 @@
                 <w:b w:val="0"/>
                 <w:sz w:val="16"/>
               </w:rPr>
-              <w:t>Note 65: Este factor de repetición deberá tener el valor de “1” cuando se describe un elemento en 2-D, en tanto que los elementos en 3-D pueden describirse mediante cualquiera de los métodos siguientes: a) a través de dos o más secciones horizontales en niveles de vuelo ascendentes sucesivos. En este caso, cada sección será descrita por un número idéntico de puntos de latitud/longitud enumerados en orden idéntico (es decir, cuando cada punto x de la sección n va a unirse mediante una línea recta con el punto x de la sección n+1), para garantizar que la configuración general del elemento en 3-D queda expresada sin ambigüedad. En este caso, todos los valores comunicados para 0 33 042 serán “faltantes”. b) a través de una sección horizontal única y un valor apropiado comunicado para 0 33 042 como sigue. En todos esos casos, la correspondiente descripción de la sección horizontal se aplica a la región entera. i) Un valor de “0” indicará una región por encima del nivel de vuelo comunicado (pero no incluido) y con un límite superior no especificado. ii) Un valor de “1” indicará una región por encima del nivel de vuelo comunicado (e incluido) y con un límite superior no especificado. iii) Un valor de “2” indicará una región por debajo del nivel de vuelo comunicado (pero no incluido) y que se extiende a la superficie. iv) Un valor de “3” indicará una región por debajo del nivel de vuelo comunicado (e incluido) y que se extiende a la superficie. c) a través de dos repeticiones de la misma sección horizontal al mismo nivel de vuelo comunicado, con objeto de indicar una región que se extiende por debajo y por encima del nivel de vuelo comunicado (¡incluidos!). En este caso, los valores comunicados para las dos repeticiones de 0 33 042 serán como sigue: i) Valores de “3” y “1”, respectivamente, para indicar una región que comienza desde abajo de un nivel de vuelo comunicado, pero que continúa a través de ese nivel hacia arriba hasta cierto punto no especificado (por ejemplo, TOP ABV FL 100). ii) Valores de “1” y “3”, respectivamente, para indicar una región que comienza desde arriba de un nivel de vuelo comunicado, pero que continúa a través de ese nivel hacia abajo hasta cierto punto no especificado (por ejemplo, CIGS BLW FL010).</w:t>
+              <w:t>Note CF65: El tipo de proyección 4 indica una retícula cartesiana situada directamente en el cono de exploración definido por el barrido azimutal del radar.</w:t>
             </w:r>
           </w:p>
         </w:tc>
